--- a/masters/supply-purchase-request/supply-purchase-request.docx
+++ b/masters/supply-purchase-request/supply-purchase-request.docx
@@ -686,7 +686,7 @@
           <w:p>
             <w:pPr>
               <w:spacing w:after="0" w:line="312" w:lineRule="auto"/>
-              <w:jc w:val="left"/>
+              <w:jc w:val="center"/>
             </w:pPr>
             <w:r/>
             <w:r>
@@ -712,7 +712,7 @@
           <w:p>
             <w:pPr>
               <w:spacing w:after="0" w:line="312" w:lineRule="auto"/>
-              <w:jc w:val="left"/>
+              <w:jc w:val="center"/>
             </w:pPr>
             <w:r/>
             <w:r>
@@ -738,7 +738,7 @@
           <w:p>
             <w:pPr>
               <w:spacing w:after="0" w:line="312" w:lineRule="auto"/>
-              <w:jc w:val="left"/>
+              <w:jc w:val="center"/>
             </w:pPr>
             <w:r/>
             <w:r>
@@ -764,7 +764,7 @@
           <w:p>
             <w:pPr>
               <w:spacing w:after="0" w:line="312" w:lineRule="auto"/>
-              <w:jc w:val="left"/>
+              <w:jc w:val="center"/>
             </w:pPr>
             <w:r/>
             <w:r>
@@ -790,7 +790,7 @@
           <w:p>
             <w:pPr>
               <w:spacing w:after="0" w:line="312" w:lineRule="auto"/>
-              <w:jc w:val="left"/>
+              <w:jc w:val="center"/>
             </w:pPr>
             <w:r/>
             <w:r>
@@ -816,7 +816,7 @@
           <w:p>
             <w:pPr>
               <w:spacing w:after="0" w:line="312" w:lineRule="auto"/>
-              <w:jc w:val="left"/>
+              <w:jc w:val="center"/>
             </w:pPr>
             <w:r/>
             <w:r>
@@ -842,7 +842,7 @@
           <w:p>
             <w:pPr>
               <w:spacing w:after="0" w:line="312" w:lineRule="auto"/>
-              <w:jc w:val="left"/>
+              <w:jc w:val="center"/>
             </w:pPr>
             <w:r/>
             <w:r>
@@ -873,7 +873,7 @@
           <w:p>
             <w:pPr>
               <w:spacing w:after="0" w:line="312" w:lineRule="auto"/>
-              <w:jc w:val="left"/>
+              <w:jc w:val="center"/>
             </w:pPr>
             <w:r/>
             <w:r>
@@ -899,7 +899,7 @@
           <w:p>
             <w:pPr>
               <w:spacing w:after="0" w:line="312" w:lineRule="auto"/>
-              <w:jc w:val="left"/>
+              <w:jc w:val="center"/>
             </w:pPr>
             <w:r/>
             <w:r>
@@ -925,7 +925,7 @@
           <w:p>
             <w:pPr>
               <w:spacing w:after="0" w:line="312" w:lineRule="auto"/>
-              <w:jc w:val="left"/>
+              <w:jc w:val="center"/>
             </w:pPr>
             <w:r/>
             <w:r>
@@ -951,7 +951,7 @@
           <w:p>
             <w:pPr>
               <w:spacing w:after="0" w:line="312" w:lineRule="auto"/>
-              <w:jc w:val="left"/>
+              <w:jc w:val="center"/>
             </w:pPr>
             <w:r/>
             <w:r>
@@ -977,7 +977,7 @@
           <w:p>
             <w:pPr>
               <w:spacing w:after="0" w:line="312" w:lineRule="auto"/>
-              <w:jc w:val="left"/>
+              <w:jc w:val="center"/>
             </w:pPr>
             <w:r/>
             <w:r>
@@ -1003,7 +1003,7 @@
           <w:p>
             <w:pPr>
               <w:spacing w:after="0" w:line="312" w:lineRule="auto"/>
-              <w:jc w:val="left"/>
+              <w:jc w:val="center"/>
             </w:pPr>
             <w:r/>
             <w:r>
@@ -1029,7 +1029,7 @@
           <w:p>
             <w:pPr>
               <w:spacing w:after="0" w:line="312" w:lineRule="auto"/>
-              <w:jc w:val="left"/>
+              <w:jc w:val="center"/>
             </w:pPr>
             <w:r/>
             <w:r>
@@ -1060,7 +1060,7 @@
           <w:p>
             <w:pPr>
               <w:spacing w:after="0" w:line="312" w:lineRule="auto"/>
-              <w:jc w:val="left"/>
+              <w:jc w:val="center"/>
             </w:pPr>
             <w:r/>
             <w:r>
@@ -1086,7 +1086,7 @@
           <w:p>
             <w:pPr>
               <w:spacing w:after="0" w:line="312" w:lineRule="auto"/>
-              <w:jc w:val="left"/>
+              <w:jc w:val="center"/>
             </w:pPr>
             <w:r/>
             <w:r>
@@ -1112,7 +1112,7 @@
           <w:p>
             <w:pPr>
               <w:spacing w:after="0" w:line="312" w:lineRule="auto"/>
-              <w:jc w:val="left"/>
+              <w:jc w:val="center"/>
             </w:pPr>
             <w:r/>
             <w:r>
@@ -1138,7 +1138,7 @@
           <w:p>
             <w:pPr>
               <w:spacing w:after="0" w:line="312" w:lineRule="auto"/>
-              <w:jc w:val="left"/>
+              <w:jc w:val="center"/>
             </w:pPr>
             <w:r/>
             <w:r>
@@ -1164,7 +1164,7 @@
           <w:p>
             <w:pPr>
               <w:spacing w:after="0" w:line="312" w:lineRule="auto"/>
-              <w:jc w:val="left"/>
+              <w:jc w:val="center"/>
             </w:pPr>
             <w:r/>
             <w:r>
@@ -1190,7 +1190,7 @@
           <w:p>
             <w:pPr>
               <w:spacing w:after="0" w:line="312" w:lineRule="auto"/>
-              <w:jc w:val="left"/>
+              <w:jc w:val="center"/>
             </w:pPr>
             <w:r/>
             <w:r>
@@ -1216,7 +1216,7 @@
           <w:p>
             <w:pPr>
               <w:spacing w:after="0" w:line="312" w:lineRule="auto"/>
-              <w:jc w:val="left"/>
+              <w:jc w:val="center"/>
             </w:pPr>
             <w:r/>
             <w:r>
@@ -1247,7 +1247,7 @@
           <w:p>
             <w:pPr>
               <w:spacing w:after="0" w:line="312" w:lineRule="auto"/>
-              <w:jc w:val="left"/>
+              <w:jc w:val="center"/>
             </w:pPr>
             <w:r/>
             <w:r>
@@ -1273,7 +1273,7 @@
           <w:p>
             <w:pPr>
               <w:spacing w:after="0" w:line="312" w:lineRule="auto"/>
-              <w:jc w:val="left"/>
+              <w:jc w:val="center"/>
             </w:pPr>
             <w:r/>
             <w:r>
@@ -1299,7 +1299,7 @@
           <w:p>
             <w:pPr>
               <w:spacing w:after="0" w:line="312" w:lineRule="auto"/>
-              <w:jc w:val="left"/>
+              <w:jc w:val="center"/>
             </w:pPr>
             <w:r/>
             <w:r>
@@ -1325,7 +1325,7 @@
           <w:p>
             <w:pPr>
               <w:spacing w:after="0" w:line="312" w:lineRule="auto"/>
-              <w:jc w:val="left"/>
+              <w:jc w:val="center"/>
             </w:pPr>
             <w:r/>
             <w:r>
@@ -1351,7 +1351,7 @@
           <w:p>
             <w:pPr>
               <w:spacing w:after="0" w:line="312" w:lineRule="auto"/>
-              <w:jc w:val="left"/>
+              <w:jc w:val="center"/>
             </w:pPr>
             <w:r/>
             <w:r>
@@ -1377,7 +1377,7 @@
           <w:p>
             <w:pPr>
               <w:spacing w:after="0" w:line="312" w:lineRule="auto"/>
-              <w:jc w:val="left"/>
+              <w:jc w:val="center"/>
             </w:pPr>
             <w:r/>
             <w:r>
@@ -1403,7 +1403,7 @@
           <w:p>
             <w:pPr>
               <w:spacing w:after="0" w:line="312" w:lineRule="auto"/>
-              <w:jc w:val="left"/>
+              <w:jc w:val="center"/>
             </w:pPr>
             <w:r/>
             <w:r>
@@ -1434,7 +1434,7 @@
           <w:p>
             <w:pPr>
               <w:spacing w:after="0" w:line="312" w:lineRule="auto"/>
-              <w:jc w:val="left"/>
+              <w:jc w:val="center"/>
             </w:pPr>
             <w:r/>
             <w:r>
@@ -1460,7 +1460,7 @@
           <w:p>
             <w:pPr>
               <w:spacing w:after="0" w:line="312" w:lineRule="auto"/>
-              <w:jc w:val="left"/>
+              <w:jc w:val="center"/>
             </w:pPr>
             <w:r/>
             <w:r>
@@ -1486,7 +1486,7 @@
           <w:p>
             <w:pPr>
               <w:spacing w:after="0" w:line="312" w:lineRule="auto"/>
-              <w:jc w:val="left"/>
+              <w:jc w:val="center"/>
             </w:pPr>
             <w:r/>
             <w:r>
@@ -1512,7 +1512,7 @@
           <w:p>
             <w:pPr>
               <w:spacing w:after="0" w:line="312" w:lineRule="auto"/>
-              <w:jc w:val="left"/>
+              <w:jc w:val="center"/>
             </w:pPr>
             <w:r/>
             <w:r>
@@ -1538,7 +1538,7 @@
           <w:p>
             <w:pPr>
               <w:spacing w:after="0" w:line="312" w:lineRule="auto"/>
-              <w:jc w:val="left"/>
+              <w:jc w:val="center"/>
             </w:pPr>
             <w:r/>
             <w:r>
@@ -1564,7 +1564,7 @@
           <w:p>
             <w:pPr>
               <w:spacing w:after="0" w:line="312" w:lineRule="auto"/>
-              <w:jc w:val="left"/>
+              <w:jc w:val="center"/>
             </w:pPr>
             <w:r/>
             <w:r>
@@ -1590,7 +1590,7 @@
           <w:p>
             <w:pPr>
               <w:spacing w:after="0" w:line="312" w:lineRule="auto"/>
-              <w:jc w:val="left"/>
+              <w:jc w:val="center"/>
             </w:pPr>
             <w:r/>
             <w:r>
@@ -1621,7 +1621,7 @@
           <w:p>
             <w:pPr>
               <w:spacing w:after="0" w:line="312" w:lineRule="auto"/>
-              <w:jc w:val="left"/>
+              <w:jc w:val="center"/>
             </w:pPr>
             <w:r/>
             <w:r>
@@ -1647,7 +1647,7 @@
           <w:p>
             <w:pPr>
               <w:spacing w:after="0" w:line="312" w:lineRule="auto"/>
-              <w:jc w:val="left"/>
+              <w:jc w:val="center"/>
             </w:pPr>
             <w:r/>
             <w:r>
@@ -1673,7 +1673,7 @@
           <w:p>
             <w:pPr>
               <w:spacing w:after="0" w:line="312" w:lineRule="auto"/>
-              <w:jc w:val="left"/>
+              <w:jc w:val="center"/>
             </w:pPr>
             <w:r/>
             <w:r>
@@ -1699,7 +1699,7 @@
           <w:p>
             <w:pPr>
               <w:spacing w:after="0" w:line="312" w:lineRule="auto"/>
-              <w:jc w:val="left"/>
+              <w:jc w:val="center"/>
             </w:pPr>
             <w:r/>
             <w:r>
@@ -1725,7 +1725,7 @@
           <w:p>
             <w:pPr>
               <w:spacing w:after="0" w:line="312" w:lineRule="auto"/>
-              <w:jc w:val="left"/>
+              <w:jc w:val="center"/>
             </w:pPr>
             <w:r/>
             <w:r>
@@ -1751,7 +1751,7 @@
           <w:p>
             <w:pPr>
               <w:spacing w:after="0" w:line="312" w:lineRule="auto"/>
-              <w:jc w:val="left"/>
+              <w:jc w:val="center"/>
             </w:pPr>
             <w:r/>
             <w:r>
@@ -1777,7 +1777,7 @@
           <w:p>
             <w:pPr>
               <w:spacing w:after="0" w:line="312" w:lineRule="auto"/>
-              <w:jc w:val="left"/>
+              <w:jc w:val="center"/>
             </w:pPr>
             <w:r/>
             <w:r>
@@ -1808,7 +1808,7 @@
           <w:p>
             <w:pPr>
               <w:spacing w:after="0" w:line="312" w:lineRule="auto"/>
-              <w:jc w:val="left"/>
+              <w:jc w:val="center"/>
             </w:pPr>
             <w:r/>
             <w:r>
@@ -1834,7 +1834,7 @@
           <w:p>
             <w:pPr>
               <w:spacing w:after="0" w:line="312" w:lineRule="auto"/>
-              <w:jc w:val="left"/>
+              <w:jc w:val="center"/>
             </w:pPr>
             <w:r/>
             <w:r>
@@ -1860,7 +1860,7 @@
           <w:p>
             <w:pPr>
               <w:spacing w:after="0" w:line="312" w:lineRule="auto"/>
-              <w:jc w:val="left"/>
+              <w:jc w:val="center"/>
             </w:pPr>
             <w:r/>
             <w:r>
@@ -1886,7 +1886,7 @@
           <w:p>
             <w:pPr>
               <w:spacing w:after="0" w:line="312" w:lineRule="auto"/>
-              <w:jc w:val="left"/>
+              <w:jc w:val="center"/>
             </w:pPr>
             <w:r/>
             <w:r>
@@ -1912,7 +1912,7 @@
           <w:p>
             <w:pPr>
               <w:spacing w:after="0" w:line="312" w:lineRule="auto"/>
-              <w:jc w:val="left"/>
+              <w:jc w:val="center"/>
             </w:pPr>
             <w:r/>
             <w:r>
@@ -1938,7 +1938,7 @@
           <w:p>
             <w:pPr>
               <w:spacing w:after="0" w:line="312" w:lineRule="auto"/>
-              <w:jc w:val="left"/>
+              <w:jc w:val="center"/>
             </w:pPr>
             <w:r/>
             <w:r>
@@ -1964,7 +1964,7 @@
           <w:p>
             <w:pPr>
               <w:spacing w:after="0" w:line="312" w:lineRule="auto"/>
-              <w:jc w:val="left"/>
+              <w:jc w:val="center"/>
             </w:pPr>
             <w:r/>
             <w:r>
@@ -2069,7 +2069,7 @@
               <w:rPr>
                 <w:rFonts w:ascii="Malgun Gothic" w:hAnsi="Malgun Gothic" w:eastAsia="Malgun Gothic" w:cs="Malgun Gothic"/>
                 <w:b w:val="0"/>
-                <w:sz w:val="20"/>
+                <w:sz w:val="19"/>
               </w:rPr>
             </w:r>
           </w:p>
@@ -2167,7 +2167,7 @@
               <w:rPr>
                 <w:rFonts w:ascii="Malgun Gothic" w:hAnsi="Malgun Gothic" w:eastAsia="Malgun Gothic" w:cs="Malgun Gothic"/>
                 <w:b w:val="0"/>
-                <w:sz w:val="20"/>
+                <w:sz w:val="19"/>
               </w:rPr>
             </w:r>
           </w:p>
